--- a/app/templates/PLI_M69.docx
+++ b/app/templates/PLI_M69.docx
@@ -578,7 +578,6 @@
           <w:rFonts w:ascii="Arial" w:hAnsi="Arial" w:cs="Arial"/>
           <w:sz w:val="24"/>
           <w:sz-cs w:val="24"/>
-          <w:vertAlign w:val="superscript"/>
         </w:rPr>
         <w:t xml:space="preserve">_______________________________________</w:t>
       </w:r>

--- a/app/templates/PLI_M69.docx
+++ b/app/templates/PLI_M69.docx
@@ -296,7 +296,7 @@
           <w:sz w:val="24"/>
           <w:sz-cs w:val="24"/>
         </w:rPr>
-        <w:t>): {so_ho_chieu} Ngày cấp: … Nơi cấp: {ngay_cap}</w:t>
+        <w:t>): {so_ho_chieu} Ngày cấp: {ngay_cap} Nơi cấp: {noi_cap}</w:t>
       </w:r>
     </w:p>
     <w:p>
